--- a/HR Documents/Duty Resumption Form - INJAAZ.DOCX
+++ b/HR Documents/Duty Resumption Form - INJAAZ.DOCX
@@ -2,206 +2,96 @@
 <file path=word/document.xml><?xml version="1.0" encoding="utf-8"?>
 <w:document xmlns:wpc="http://schemas.microsoft.com/office/word/2010/wordprocessingCanvas" xmlns:mc="http://schemas.openxmlformats.org/markup-compatibility/2006" xmlns:o="urn:schemas-microsoft-com:office:office" xmlns:r="http://schemas.openxmlformats.org/officeDocument/2006/relationships" xmlns:m="http://schemas.openxmlformats.org/officeDocument/2006/math" xmlns:v="urn:schemas-microsoft-com:vml" xmlns:wp14="http://schemas.microsoft.com/office/word/2010/wordprocessingDrawing" xmlns:wp="http://schemas.openxmlformats.org/drawingml/2006/wordprocessingDrawing" xmlns:w10="urn:schemas-microsoft-com:office:word" xmlns:w="http://schemas.openxmlformats.org/wordprocessingml/2006/main" xmlns:w14="http://schemas.microsoft.com/office/word/2010/wordml" xmlns:wpg="http://schemas.microsoft.com/office/word/2010/wordprocessingGroup" xmlns:wpi="http://schemas.microsoft.com/office/word/2010/wordprocessingInk" xmlns:wne="http://schemas.microsoft.com/office/word/2006/wordml" xmlns:wps="http://schemas.microsoft.com/office/word/2010/wordprocessingShape" mc:Ignorable="w14 wp14">
   <w:body>
-    <w:p>
-      <w:pPr>
-        <w:pStyle w:val="Title"/>
-        <w:ind w:left="0"/>
-        <w:jc w:val="left"/>
-        <w:rPr>
-          <w:u w:val="thick"/>
-        </w:rPr>
-      </w:pPr>
-      <w:r>
-        <w:rPr>
-          <w:noProof/>
-        </w:rPr>
-        <w:drawing>
-          <wp:anchor distT="0" distB="0" distL="114300" distR="114300" simplePos="0" relativeHeight="251659264" behindDoc="0" locked="0" layoutInCell="1" allowOverlap="1" wp14:anchorId="55F722F0" wp14:editId="05042A22">
-            <wp:simplePos x="0" y="0"/>
-            <wp:positionH relativeFrom="column">
-              <wp:posOffset>3014155</wp:posOffset>
-            </wp:positionH>
-            <wp:positionV relativeFrom="paragraph">
-              <wp:posOffset>-121920</wp:posOffset>
-            </wp:positionV>
-            <wp:extent cx="783771" cy="644308"/>
-            <wp:effectExtent l="0" t="0" r="0" b="3810"/>
-            <wp:wrapNone/>
-            <wp:docPr id="3" name="Picture 2"/>
-            <wp:cNvGraphicFramePr>
-              <a:graphicFrameLocks xmlns:a="http://schemas.openxmlformats.org/drawingml/2006/main" noChangeAspect="1"/>
-            </wp:cNvGraphicFramePr>
-            <a:graphic xmlns:a="http://schemas.openxmlformats.org/drawingml/2006/main">
-              <a:graphicData uri="http://schemas.openxmlformats.org/drawingml/2006/picture">
-                <pic:pic xmlns:pic="http://schemas.openxmlformats.org/drawingml/2006/picture">
-                  <pic:nvPicPr>
-                    <pic:cNvPr id="0" name="Picture 2"/>
-                    <pic:cNvPicPr>
-                      <a:picLocks noChangeAspect="1" noChangeArrowheads="1"/>
-                    </pic:cNvPicPr>
-                  </pic:nvPicPr>
-                  <pic:blipFill>
-                    <a:blip r:embed="rId7">
-                      <a:extLst>
-                        <a:ext uri="{28A0092B-C50C-407E-A947-70E740481C1C}">
-                          <a14:useLocalDpi xmlns:a14="http://schemas.microsoft.com/office/drawing/2010/main" val="0"/>
-                        </a:ext>
-                      </a:extLst>
-                    </a:blip>
-                    <a:srcRect/>
-                    <a:stretch>
-                      <a:fillRect/>
-                    </a:stretch>
-                  </pic:blipFill>
-                  <pic:spPr bwMode="auto">
-                    <a:xfrm>
-                      <a:off x="0" y="0"/>
-                      <a:ext cx="783771" cy="644308"/>
-                    </a:xfrm>
-                    <a:prstGeom prst="rect">
-                      <a:avLst/>
-                    </a:prstGeom>
-                    <a:noFill/>
-                    <a:ln>
-                      <a:noFill/>
-                    </a:ln>
-                  </pic:spPr>
-                </pic:pic>
-              </a:graphicData>
-            </a:graphic>
-            <wp14:sizeRelH relativeFrom="margin">
-              <wp14:pctWidth>0</wp14:pctWidth>
-            </wp14:sizeRelH>
-            <wp14:sizeRelV relativeFrom="margin">
-              <wp14:pctHeight>0</wp14:pctHeight>
-            </wp14:sizeRelV>
-          </wp:anchor>
-        </w:drawing>
-      </w:r>
-    </w:p>
-    <w:p>
-      <w:pPr>
-        <w:jc w:val="center"/>
-        <w:rPr>
-          <w:rFonts w:ascii="Times New Roman" w:hAnsi="Times New Roman"/>
-          <w:b/>
-          <w:sz w:val="24"/>
-          <w:szCs w:val="24"/>
-          <w:u w:val="single"/>
-        </w:rPr>
-      </w:pPr>
-    </w:p>
-    <w:p>
-      <w:pPr>
-        <w:rPr>
-          <w:rFonts w:ascii="Times New Roman" w:hAnsi="Times New Roman"/>
-          <w:b/>
-          <w:sz w:val="24"/>
-          <w:szCs w:val="24"/>
-          <w:u w:val="single"/>
-        </w:rPr>
-      </w:pPr>
-    </w:p>
-    <w:p>
-      <w:pPr>
-        <w:tabs>
-          <w:tab w:val="left" w:pos="3535"/>
-        </w:tabs>
-        <w:rPr>
-          <w:rFonts w:ascii="Times New Roman" w:hAnsi="Times New Roman"/>
-          <w:b/>
-          <w:sz w:val="24"/>
-          <w:szCs w:val="24"/>
-          <w:u w:val="single"/>
-        </w:rPr>
-      </w:pPr>
-      <w:r>
-        <w:rPr>
-          <w:rFonts w:ascii="Times New Roman" w:hAnsi="Times New Roman"/>
-          <w:b/>
-          <w:sz w:val="24"/>
-          <w:szCs w:val="24"/>
-        </w:rPr>
-        <w:t xml:space="preserve">                                                                </w:t>
-      </w:r>
-      <w:r>
-        <w:rPr>
-          <w:rFonts w:ascii="Times New Roman" w:hAnsi="Times New Roman"/>
-          <w:b/>
-          <w:sz w:val="24"/>
-          <w:szCs w:val="24"/>
-        </w:rPr>
-        <w:t xml:space="preserve">                   </w:t>
-      </w:r>
-      <w:r>
-        <w:rPr>
-          <w:rFonts w:ascii="Times New Roman"/>
-          <w:color w:val="006666"/>
-        </w:rPr>
-        <w:t>INJAAZ</w:t>
-      </w:r>
-      <w:bookmarkStart w:id="0" w:name="_GoBack"/>
-      <w:bookmarkEnd w:id="0"/>
-    </w:p>
-    <w:p>
-      <w:pPr>
-        <w:pStyle w:val="Title"/>
-        <w:rPr>
-          <w:u w:val="thick"/>
-        </w:rPr>
-      </w:pPr>
-    </w:p>
-    <w:p>
-      <w:pPr>
-        <w:pStyle w:val="Title"/>
-        <w:rPr>
-          <w:u w:val="none"/>
-        </w:rPr>
-      </w:pPr>
-      <w:r>
-        <w:rPr>
-          <w:u w:val="thick"/>
-        </w:rPr>
-        <w:t>Resumption</w:t>
-      </w:r>
-      <w:r>
-        <w:rPr>
-          <w:spacing w:val="-1"/>
-          <w:u w:val="thick"/>
-        </w:rPr>
-        <w:t xml:space="preserve"> </w:t>
-      </w:r>
-      <w:r>
-        <w:rPr>
-          <w:u w:val="thick"/>
-        </w:rPr>
-        <w:t>of Duty</w:t>
-      </w:r>
-      <w:r>
-        <w:rPr>
-          <w:spacing w:val="-8"/>
-          <w:u w:val="thick"/>
-        </w:rPr>
-        <w:t xml:space="preserve"> </w:t>
-      </w:r>
-      <w:r>
-        <w:rPr>
-          <w:u w:val="thick"/>
-        </w:rPr>
-        <w:t>Form</w:t>
-      </w:r>
-    </w:p>
-    <w:p>
-      <w:pPr>
-        <w:pStyle w:val="BodyText"/>
-        <w:spacing w:before="9"/>
-        <w:rPr>
-          <w:rFonts w:ascii="Arial"/>
-          <w:b/>
-          <w:sz w:val="26"/>
-        </w:rPr>
-      </w:pPr>
-    </w:p>
+    <w:tbl>
+      <w:tblPr>
+        <w:tblW w:type="auto" w:w="0"/>
+        <w:tblLayout w:type="fixed"/>
+        <w:tblLook w:firstColumn="1" w:firstRow="1" w:lastColumn="0" w:lastRow="0" w:noHBand="0" w:noVBand="1" w:val="04A0"/>
+      </w:tblPr>
+      <w:tblGrid>
+        <w:gridCol w:w="5520"/>
+        <w:gridCol w:w="5520"/>
+      </w:tblGrid>
+      <w:tr>
+        <w:trPr>
+          <w:trHeight w:val="240" w:hRule="atLeast"/>
+        </w:trPr>
+        <w:tc>
+          <w:tcPr>
+            <w:tcW w:type="dxa" w:w="7654"/>
+            <w:tcMar>
+              <w:top w:w="60" w:type="dxa"/>
+              <w:bottom w:w="0" w:type="dxa"/>
+            </w:tcMar>
+          </w:tcPr>
+          <w:p>
+            <w:pPr>
+              <w:keepLines/>
+              <w:spacing w:after="0"/>
+              <w:jc w:val="left"/>
+            </w:pPr>
+            <w:r/>
+            <w:r>
+              <w:rPr>
+                <w:rFonts w:ascii="Calibri" w:hAnsi="Calibri"/>
+                <w:b/>
+                <w:sz w:val="40"/>
+              </w:rPr>
+              <w:t>Duty Resumption Form</w:t>
+            </w:r>
+          </w:p>
+        </w:tc>
+        <w:tc>
+          <w:tcPr>
+            <w:tcW w:type="dxa" w:w="1984"/>
+            <w:tcMar>
+              <w:top w:w="60" w:type="dxa"/>
+              <w:bottom w:w="0" w:type="dxa"/>
+            </w:tcMar>
+          </w:tcPr>
+          <w:p>
+            <w:pPr>
+              <w:spacing w:after="0"/>
+              <w:jc w:val="right"/>
+            </w:pPr>
+            <w:r>
+              <w:drawing>
+                <wp:inline xmlns:a="http://schemas.openxmlformats.org/drawingml/2006/main" xmlns:pic="http://schemas.openxmlformats.org/drawingml/2006/picture">
+                  <wp:extent cx="648000" cy="609405"/>
+                  <wp:docPr id="1" name="Picture 1"/>
+                  <wp:cNvGraphicFramePr>
+                    <a:graphicFrameLocks noChangeAspect="1"/>
+                  </wp:cNvGraphicFramePr>
+                  <a:graphic>
+                    <a:graphicData uri="http://schemas.openxmlformats.org/drawingml/2006/picture">
+                      <pic:pic>
+                        <pic:nvPicPr>
+                          <pic:cNvPr id="0" name="image.png"/>
+                          <pic:cNvPicPr/>
+                        </pic:nvPicPr>
+                        <pic:blipFill>
+                          <a:blip r:embed="rId11"/>
+                          <a:stretch>
+                            <a:fillRect/>
+                          </a:stretch>
+                        </pic:blipFill>
+                        <pic:spPr>
+                          <a:xfrm>
+                            <a:off x="0" y="0"/>
+                            <a:ext cx="648000" cy="609405"/>
+                          </a:xfrm>
+                          <a:prstGeom prst="rect"/>
+                        </pic:spPr>
+                      </pic:pic>
+                    </a:graphicData>
+                  </a:graphic>
+                </wp:inline>
+              </w:drawing>
+            </w:r>
+          </w:p>
+        </w:tc>
+      </w:tr>
+    </w:tbl>
     <w:tbl>
       <w:tblPr>
         <w:tblW w:w="0" w:type="auto"/>
@@ -430,6 +320,7 @@
     <w:p>
       <w:pPr>
         <w:pStyle w:val="BodyText"/>
+        <w:spacing w:before="0"/>
         <w:rPr>
           <w:rFonts w:ascii="Arial"/>
           <w:b/>

--- a/HR Documents/Duty Resumption Form - INJAAZ.DOCX
+++ b/HR Documents/Duty Resumption Form - INJAAZ.DOCX
@@ -126,20 +126,8 @@
             <w:shd w:val="clear" w:color="auto" w:fill="F1F1F1"/>
           </w:tcPr>
           <w:p>
-            <w:pPr>
-              <w:pStyle w:val="TableParagraph"/>
-              <w:spacing w:before="56"/>
-              <w:rPr>
-                <w:b/>
-                <w:sz w:val="28"/>
-              </w:rPr>
-            </w:pPr>
-            <w:r>
-              <w:rPr>
-                <w:b/>
-                <w:sz w:val="28"/>
-              </w:rPr>
-              <w:t>Requester:</w:t>
+            <w:r>
+              <w:t>{{ requester }}</w:t>
             </w:r>
           </w:p>
         </w:tc>
@@ -157,31 +145,8 @@
             </w:tcBorders>
           </w:tcPr>
           <w:p>
-            <w:pPr>
-              <w:pStyle w:val="TableParagraph"/>
-              <w:spacing w:before="83"/>
-              <w:rPr>
-                <w:sz w:val="24"/>
-              </w:rPr>
-            </w:pPr>
-            <w:r>
-              <w:rPr>
-                <w:sz w:val="24"/>
-              </w:rPr>
-              <w:t>Employee</w:t>
-            </w:r>
-            <w:r>
-              <w:rPr>
-                <w:spacing w:val="-3"/>
-                <w:sz w:val="24"/>
-              </w:rPr>
-              <w:t xml:space="preserve"> </w:t>
-            </w:r>
-            <w:r>
-              <w:rPr>
-                <w:sz w:val="24"/>
-              </w:rPr>
-              <w:t>Name:</w:t>
+            <w:r>
+              <w:t>{{ employee_name }}</w:t>
             </w:r>
           </w:p>
         </w:tc>
@@ -238,30 +203,8 @@
             </w:tcBorders>
           </w:tcPr>
           <w:p>
-            <w:pPr>
-              <w:pStyle w:val="TableParagraph"/>
-              <w:spacing w:before="9"/>
-              <w:ind w:left="0"/>
-              <w:rPr>
-                <w:rFonts w:ascii="Arial"/>
-                <w:b/>
-                <w:sz w:val="20"/>
-              </w:rPr>
-            </w:pPr>
-          </w:p>
-          <w:p>
-            <w:pPr>
-              <w:pStyle w:val="TableParagraph"/>
-              <w:ind w:left="107"/>
-              <w:rPr>
-                <w:sz w:val="24"/>
-              </w:rPr>
-            </w:pPr>
-            <w:r>
-              <w:rPr>
-                <w:sz w:val="24"/>
-              </w:rPr>
-              <w:t>Company:</w:t>
+            <w:r>
+              <w:t>{{ job_title }}</w:t>
             </w:r>
           </w:p>
         </w:tc>
@@ -416,19 +359,8 @@
             </w:tcBorders>
           </w:tcPr>
           <w:p>
-            <w:pPr>
-              <w:pStyle w:val="TableParagraph"/>
-              <w:spacing w:before="83"/>
-              <w:ind w:left="0"/>
-              <w:rPr>
-                <w:sz w:val="24"/>
-              </w:rPr>
-            </w:pPr>
-            <w:r>
-              <w:rPr>
-                <w:sz w:val="24"/>
-              </w:rPr>
-              <w:t xml:space="preserve"> Leave Ended:</w:t>
+            <w:r>
+              <w:t>{{ leave_started }}</w:t>
             </w:r>
           </w:p>
         </w:tc>
@@ -447,24 +379,8 @@
             </w:tcBorders>
           </w:tcPr>
           <w:p>
-            <w:pPr>
-              <w:pStyle w:val="TableParagraph"/>
-              <w:ind w:left="0"/>
-              <w:rPr>
-                <w:sz w:val="24"/>
-              </w:rPr>
-            </w:pPr>
-            <w:r>
-              <w:rPr>
-                <w:sz w:val="24"/>
-              </w:rPr>
-              <w:t xml:space="preserve">  </w:t>
-            </w:r>
-            <w:r>
-              <w:rPr>
-                <w:sz w:val="24"/>
-              </w:rPr>
-              <w:t>Planned Resumption Date:</w:t>
+            <w:r>
+              <w:t>{{ planned_resumption_date }}</w:t>
             </w:r>
           </w:p>
         </w:tc>
@@ -483,16 +399,8 @@
             </w:tcBorders>
           </w:tcPr>
           <w:p>
-            <w:pPr>
-              <w:pStyle w:val="TableParagraph"/>
-              <w:ind w:left="107"/>
-              <w:rPr>
-                <w:sz w:val="2"/>
-                <w:szCs w:val="2"/>
-              </w:rPr>
-            </w:pPr>
-            <w:r>
-              <w:t>Actual Resumption Date:</w:t>
+            <w:r>
+              <w:t>{{ actual_resumption_date }}</w:t>
             </w:r>
           </w:p>
         </w:tc>
@@ -510,55 +418,8 @@
             </w:tcBorders>
           </w:tcPr>
           <w:p>
-            <w:pPr>
-              <w:pStyle w:val="TableParagraph"/>
-              <w:ind w:left="107"/>
-              <w:rPr>
-                <w:sz w:val="2"/>
-                <w:szCs w:val="2"/>
-              </w:rPr>
-            </w:pPr>
-          </w:p>
-          <w:p>
-            <w:pPr>
-              <w:rPr>
-                <w:b/>
-                <w:bCs/>
-              </w:rPr>
-            </w:pPr>
-            <w:r>
-              <w:t xml:space="preserve"> </w:t>
-            </w:r>
-            <w:r>
-              <w:rPr>
-                <w:b/>
-                <w:bCs/>
-              </w:rPr>
-              <w:t>Note:</w:t>
-            </w:r>
-          </w:p>
-          <w:p>
-            <w:pPr>
-              <w:spacing w:line="360" w:lineRule="auto"/>
-            </w:pPr>
-            <w:r>
-              <w:t xml:space="preserve">           ___________________________________________________________________________________________</w:t>
-            </w:r>
-          </w:p>
-          <w:p>
-            <w:pPr>
-              <w:spacing w:line="360" w:lineRule="auto"/>
-            </w:pPr>
-            <w:r>
-              <w:t xml:space="preserve">           ___________________________________________________________________________________________</w:t>
-            </w:r>
-          </w:p>
-          <w:p>
-            <w:pPr>
-              <w:spacing w:line="360" w:lineRule="auto"/>
-            </w:pPr>
-            <w:r>
-              <w:t xml:space="preserve">           ___________________________________________________________________________________________</w:t>
+            <w:r>
+              <w:t>{{ note }}</w:t>
             </w:r>
           </w:p>
         </w:tc>

--- a/HR Documents/Duty Resumption Form - INJAAZ.DOCX
+++ b/HR Documents/Duty Resumption Form - INJAAZ.DOCX
@@ -127,7 +127,7 @@
           </w:tcPr>
           <w:p>
             <w:r>
-              <w:t>{{ requester }}</w:t>
+              <w:t>Requester {{ requester }}</w:t>
             </w:r>
           </w:p>
         </w:tc>
@@ -146,7 +146,7 @@
           </w:tcPr>
           <w:p>
             <w:r>
-              <w:t>{{ employee_name }}</w:t>
+              <w:t>Employee Name {{ employee_name }}</w:t>
             </w:r>
           </w:p>
         </w:tc>
@@ -204,7 +204,7 @@
           </w:tcPr>
           <w:p>
             <w:r>
-              <w:t>{{ job_title }}</w:t>
+              <w:t>Job Title {{ job_title }}</w:t>
             </w:r>
           </w:p>
         </w:tc>
@@ -360,7 +360,7 @@
           </w:tcPr>
           <w:p>
             <w:r>
-              <w:t>{{ leave_started }}</w:t>
+              <w:t>Leave Started {{ leave_started }}</w:t>
             </w:r>
           </w:p>
         </w:tc>
@@ -380,7 +380,7 @@
           </w:tcPr>
           <w:p>
             <w:r>
-              <w:t>{{ planned_resumption_date }}</w:t>
+              <w:t>Planned Resumption {{ planned_resumption_date }}</w:t>
             </w:r>
           </w:p>
         </w:tc>
@@ -400,7 +400,7 @@
           </w:tcPr>
           <w:p>
             <w:r>
-              <w:t>{{ actual_resumption_date }}</w:t>
+              <w:t>Actual Resumption {{ actual_resumption_date }}</w:t>
             </w:r>
           </w:p>
         </w:tc>
@@ -419,7 +419,7 @@
           </w:tcPr>
           <w:p>
             <w:r>
-              <w:t>{{ note }}</w:t>
+              <w:t>Note {{ note }}</w:t>
             </w:r>
           </w:p>
         </w:tc>
@@ -458,25 +458,8 @@
             </w:tcBorders>
           </w:tcPr>
           <w:p>
-            <w:pPr>
-              <w:pStyle w:val="TableParagraph"/>
-              <w:ind w:left="0"/>
-              <w:rPr>
-                <w:sz w:val="2"/>
-                <w:szCs w:val="2"/>
-              </w:rPr>
-            </w:pPr>
-            <w:r>
-              <w:rPr>
-                <w:sz w:val="2"/>
-                <w:szCs w:val="2"/>
-              </w:rPr>
-              <w:t xml:space="preserve">   </w:t>
-            </w:r>
-          </w:p>
-          <w:p>
-            <w:r>
-              <w:t xml:space="preserve"> Date:</w:t>
+            <w:r>
+              <w:t>Employee Signature {{ employee_signature }}</w:t>
             </w:r>
           </w:p>
         </w:tc>
@@ -813,26 +796,8 @@
             <w:shd w:val="clear" w:color="auto" w:fill="auto"/>
           </w:tcPr>
           <w:p>
-            <w:pPr>
-              <w:pStyle w:val="TableParagraph"/>
-              <w:spacing w:before="99"/>
-              <w:ind w:left="0"/>
-              <w:rPr>
-                <w:b/>
-              </w:rPr>
-            </w:pPr>
-            <w:r>
-              <w:rPr>
-                <w:b/>
-                <w:sz w:val="24"/>
-              </w:rPr>
-              <w:t xml:space="preserve"> </w:t>
-            </w:r>
-            <w:r>
-              <w:rPr>
-                <w:bCs/>
-              </w:rPr>
-              <w:t>Date:</w:t>
+            <w:r>
+              <w:t>HR Signature {{ hr_signature }}</w:t>
             </w:r>
           </w:p>
         </w:tc>

--- a/HR Documents/Duty Resumption Form - INJAAZ.DOCX
+++ b/HR Documents/Duty Resumption Form - INJAAZ.DOCX
@@ -127,7 +127,7 @@
           </w:tcPr>
           <w:p>
             <w:r>
-              <w:t>Requester {{ requester }}</w:t>
+              <w:t>{{ requester }}</w:t>
             </w:r>
           </w:p>
         </w:tc>
@@ -146,7 +146,7 @@
           </w:tcPr>
           <w:p>
             <w:r>
-              <w:t>Employee Name {{ employee_name }}</w:t>
+              <w:t>{{ employee_name }}</w:t>
             </w:r>
           </w:p>
         </w:tc>
@@ -204,7 +204,7 @@
           </w:tcPr>
           <w:p>
             <w:r>
-              <w:t>Job Title {{ job_title }}</w:t>
+              <w:t>{{ job_title }}</w:t>
             </w:r>
           </w:p>
         </w:tc>
@@ -360,7 +360,7 @@
           </w:tcPr>
           <w:p>
             <w:r>
-              <w:t>Leave Started {{ leave_started }}</w:t>
+              <w:t>{{ leave_started }}</w:t>
             </w:r>
           </w:p>
         </w:tc>
@@ -380,7 +380,7 @@
           </w:tcPr>
           <w:p>
             <w:r>
-              <w:t>Planned Resumption {{ planned_resumption_date }}</w:t>
+              <w:t>{{ planned_resumption_date }}</w:t>
             </w:r>
           </w:p>
         </w:tc>
@@ -400,7 +400,7 @@
           </w:tcPr>
           <w:p>
             <w:r>
-              <w:t>Actual Resumption {{ actual_resumption_date }}</w:t>
+              <w:t>{{ actual_resumption_date }}</w:t>
             </w:r>
           </w:p>
         </w:tc>
@@ -419,7 +419,7 @@
           </w:tcPr>
           <w:p>
             <w:r>
-              <w:t>Note {{ note }}</w:t>
+              <w:t>{{ note }}</w:t>
             </w:r>
           </w:p>
         </w:tc>
@@ -442,11 +442,9 @@
               <w:spacing w:before="27"/>
             </w:pPr>
             <w:r>
-              <w:t>Employee Signature</w:t>
-            </w:r>
-            <w:r>
-              <w:t>:</w:t>
-            </w:r>
+              <w:t>Employee Signature: {{ employee_signature }}</w:t>
+            </w:r>
+            <w:r/>
           </w:p>
         </w:tc>
         <w:tc>
@@ -459,7 +457,7 @@
           </w:tcPr>
           <w:p>
             <w:r>
-              <w:t>Employee Signature {{ employee_signature }}</w:t>
+              <w:t>{{ employee_signature }}</w:t>
             </w:r>
           </w:p>
         </w:tc>
@@ -601,24 +599,20 @@
               <w:spacing w:line="360" w:lineRule="auto"/>
             </w:pPr>
             <w:r>
-              <w:t xml:space="preserve">     _____________________________________________________________________________________________</w:t>
+              <w:t>{{ line_manager_remarks }}</w:t>
             </w:r>
           </w:p>
           <w:p>
             <w:pPr>
               <w:spacing w:line="360" w:lineRule="auto"/>
             </w:pPr>
-            <w:r>
-              <w:t xml:space="preserve">     _____________________________________________________________________________________________</w:t>
-            </w:r>
+            <w:r/>
           </w:p>
           <w:p>
             <w:pPr>
               <w:spacing w:line="360" w:lineRule="auto"/>
             </w:pPr>
-            <w:r>
-              <w:t xml:space="preserve">     _____________________________________________________________________________________________</w:t>
-            </w:r>
+            <w:r/>
           </w:p>
         </w:tc>
       </w:tr>
@@ -695,7 +689,7 @@
                 <w:b/>
                 <w:sz w:val="24"/>
               </w:rPr>
-              <w:t xml:space="preserve"> </w:t>
+              <w:t>Approved by Line Manager: {{ gm_signature }}</w:t>
             </w:r>
             <w:r>
               <w:rPr>
@@ -703,7 +697,6 @@
                 <w:bCs/>
                 <w:sz w:val="24"/>
               </w:rPr>
-              <w:t>Approved by Line Manager:</w:t>
             </w:r>
           </w:p>
         </w:tc>
@@ -766,7 +759,7 @@
                 <w:b/>
                 <w:sz w:val="24"/>
               </w:rPr>
-              <w:t xml:space="preserve"> </w:t>
+              <w:t>HR Signature: {{ hr_signature }}</w:t>
             </w:r>
             <w:r>
               <w:rPr>
@@ -774,7 +767,6 @@
                 <w:bCs/>
                 <w:sz w:val="24"/>
               </w:rPr>
-              <w:t>HR Signature</w:t>
             </w:r>
             <w:r>
               <w:rPr>
@@ -782,7 +774,6 @@
                 <w:bCs/>
                 <w:sz w:val="24"/>
               </w:rPr>
-              <w:t>:</w:t>
             </w:r>
           </w:p>
         </w:tc>
@@ -797,7 +788,7 @@
           </w:tcPr>
           <w:p>
             <w:r>
-              <w:t>HR Signature {{ hr_signature }}</w:t>
+              <w:t>{{ hr_signature }}</w:t>
             </w:r>
           </w:p>
         </w:tc>
